--- a/topic13-wip/proj spec/TODO List for Functional Programming.docx
+++ b/topic13-wip/proj spec/TODO List for Functional Programming.docx
@@ -63,16 +63,28 @@
     <w:p>
       <w:pPr>
         <w:pStyle w:val="ListNumber"/>
-      </w:pPr>
-      <w:r>
+        <w:rPr>
+          <w:strike/>
+        </w:rPr>
+      </w:pPr>
+      <w:r>
+        <w:rPr>
+          <w:strike/>
+        </w:rPr>
         <w:t>Topic 09 - interactive prog - generate xml quiz</w:t>
       </w:r>
     </w:p>
     <w:p>
       <w:pPr>
         <w:pStyle w:val="ListNumber"/>
-      </w:pPr>
-      <w:r>
+        <w:rPr>
+          <w:strike/>
+        </w:rPr>
+      </w:pPr>
+      <w:r>
+        <w:rPr>
+          <w:strike/>
+        </w:rPr>
         <w:t>Topic 10 - declaring classes and types - generate xml quiz</w:t>
       </w:r>
     </w:p>
@@ -119,8 +131,14 @@
     <w:p>
       <w:pPr>
         <w:pStyle w:val="ListNumber"/>
-      </w:pPr>
-      <w:r>
+        <w:rPr>
+          <w:strike/>
+        </w:rPr>
+      </w:pPr>
+      <w:r>
+        <w:rPr>
+          <w:strike/>
+        </w:rPr>
         <w:t xml:space="preserve">Exam </w:t>
       </w:r>
     </w:p>
@@ -131,20 +149,35 @@
           <w:ilvl w:val="1"/>
           <w:numId w:val="14"/>
         </w:numPr>
-      </w:pPr>
-      <w:r>
+        <w:rPr>
+          <w:strike/>
+        </w:rPr>
+      </w:pPr>
+      <w:r>
+        <w:rPr>
+          <w:strike/>
+        </w:rPr>
         <w:t>Decide on structure (mandatory</w:t>
       </w:r>
       <w:proofErr w:type="gramStart"/>
       <w:r>
+        <w:rPr>
+          <w:strike/>
+        </w:rPr>
         <w:t>? )</w:t>
       </w:r>
       <w:proofErr w:type="gramEnd"/>
       <w:r>
+        <w:rPr>
+          <w:strike/>
+        </w:rPr>
         <w:t xml:space="preserve"> + 2 others</w:t>
       </w:r>
       <w:proofErr w:type="gramStart"/>
       <w:r>
+        <w:rPr>
+          <w:strike/>
+        </w:rPr>
         <w:t xml:space="preserve"> ..?</w:t>
       </w:r>
       <w:proofErr w:type="gramEnd"/>
@@ -158,6 +191,9 @@
         </w:numPr>
       </w:pPr>
       <w:r>
+        <w:rPr>
+          <w:strike/>
+        </w:rPr>
         <w:t>Pick out quiz questions</w:t>
       </w:r>
     </w:p>
@@ -177,8 +213,14 @@
     <w:p>
       <w:pPr>
         <w:pStyle w:val="Heading2"/>
-      </w:pPr>
-      <w:r>
+        <w:rPr>
+          <w:strike/>
+        </w:rPr>
+      </w:pPr>
+      <w:r>
+        <w:rPr>
+          <w:strike/>
+        </w:rPr>
         <w:t>Exam:</w:t>
       </w:r>
     </w:p>
